--- a/ressources/docx/activite-01-supports.docx
+++ b/ressources/docx/activite-01-supports.docx
@@ -25,7 +25,7 @@
           <w:b w:val="0"/>
           <w:i w:val="0"/>
         </w:rPr>
-        <w:t>Support d'observation</w:t>
+        <w:t>Supports d'enquête</w:t>
       </w:r>
       <w:r>
         <w:br/>
@@ -47,7 +47,7 @@
           <w:b w:val="0"/>
           <w:i w:val="0"/>
         </w:rPr>
-        <w:t>À projeter ou à imprimer. Les légendes et crédits doivent rester associés aux images.</w:t>
+        <w:t>Présenter les supports dans l'ordre. Les supports 3 et 4 révèlent la réponse.</w:t>
       </w:r>
     </w:p>
     <w:tbl>
@@ -66,6 +66,7 @@
       <w:tr>
         <w:trPr>
           <w:cantSplit/>
+          <w:tblHeader w:val="true"/>
         </w:trPr>
         <w:tc>
           <w:tcPr>
@@ -87,16 +88,7 @@
                 <w:b/>
                 <w:i w:val="0"/>
               </w:rPr>
-              <w:t>Type</w:t>
-            </w:r>
-          </w:p>
-          <w:p>
-            <w:r>
-              <w:rPr>
-                <w:b w:val="0"/>
-                <w:i w:val="0"/>
-              </w:rPr>
-              <w:t>Support visuel</w:t>
+              <w:t>Usage</w:t>
             </w:r>
           </w:p>
         </w:tc>
@@ -120,16 +112,7 @@
                 <w:b/>
                 <w:i w:val="0"/>
               </w:rPr>
-              <w:t>Public</w:t>
-            </w:r>
-          </w:p>
-          <w:p>
-            <w:r>
-              <w:rPr>
-                <w:b w:val="0"/>
-                <w:i w:val="0"/>
-              </w:rPr>
-              <w:t>Élèves et groupes</w:t>
+              <w:t>Ordre</w:t>
             </w:r>
           </w:p>
         </w:tc>
@@ -153,16 +136,7 @@
                 <w:b/>
                 <w:i w:val="0"/>
               </w:rPr>
-              <w:t>Usage</w:t>
-            </w:r>
-          </w:p>
-          <w:p>
-            <w:r>
-              <w:rPr>
-                <w:b w:val="0"/>
-                <w:i w:val="0"/>
-              </w:rPr>
-              <w:t>Projection ou impression</w:t>
+              <w:t>Couleur</w:t>
             </w:r>
           </w:p>
         </w:tc>
@@ -189,30 +163,98 @@
               <w:t>Version</w:t>
             </w:r>
           </w:p>
+        </w:tc>
+      </w:tr>
+      <w:tr>
+        <w:trPr>
+          <w:cantSplit/>
+        </w:trPr>
+        <w:tc>
+          <w:tcPr>
+            <w:tcW w:type="dxa" w:w="2579"/>
+            <w:shd w:fill="F7F4EF"/>
+            <w:tcMar>
+              <w:top w:w="90" w:type="dxa"/>
+              <w:start w:w="120" w:type="dxa"/>
+              <w:bottom w:w="90" w:type="dxa"/>
+              <w:end w:w="120" w:type="dxa"/>
+            </w:tcMar>
+          </w:tcPr>
           <w:p>
             <w:r>
               <w:rPr>
                 <w:b w:val="0"/>
                 <w:i w:val="0"/>
               </w:rPr>
-              <w:t>1.0 pilote</w:t>
+              <w:t>Projection ou impression</w:t>
+            </w:r>
+          </w:p>
+        </w:tc>
+        <w:tc>
+          <w:tcPr>
+            <w:tcW w:type="dxa" w:w="2579"/>
+            <w:shd w:fill="F7F4EF"/>
+            <w:tcMar>
+              <w:top w:w="90" w:type="dxa"/>
+              <w:start w:w="120" w:type="dxa"/>
+              <w:bottom w:w="90" w:type="dxa"/>
+              <w:end w:w="120" w:type="dxa"/>
+            </w:tcMar>
+          </w:tcPr>
+          <w:p>
+            <w:r>
+              <w:rPr>
+                <w:b w:val="0"/>
+                <w:i w:val="0"/>
+              </w:rPr>
+              <w:t>1, 2, puis 3-4</w:t>
+            </w:r>
+          </w:p>
+        </w:tc>
+        <w:tc>
+          <w:tcPr>
+            <w:tcW w:type="dxa" w:w="2579"/>
+            <w:shd w:fill="F7F4EF"/>
+            <w:tcMar>
+              <w:top w:w="90" w:type="dxa"/>
+              <w:start w:w="120" w:type="dxa"/>
+              <w:bottom w:w="90" w:type="dxa"/>
+              <w:end w:w="120" w:type="dxa"/>
+            </w:tcMar>
+          </w:tcPr>
+          <w:p>
+            <w:r>
+              <w:rPr>
+                <w:b w:val="0"/>
+                <w:i w:val="0"/>
+              </w:rPr>
+              <w:t>Facultative</w:t>
+            </w:r>
+          </w:p>
+        </w:tc>
+        <w:tc>
+          <w:tcPr>
+            <w:tcW w:type="dxa" w:w="2581"/>
+            <w:shd w:fill="F7F4EF"/>
+            <w:tcMar>
+              <w:top w:w="90" w:type="dxa"/>
+              <w:start w:w="120" w:type="dxa"/>
+              <w:bottom w:w="90" w:type="dxa"/>
+              <w:end w:w="120" w:type="dxa"/>
+            </w:tcMar>
+          </w:tcPr>
+          <w:p>
+            <w:r>
+              <w:rPr>
+                <w:b w:val="0"/>
+                <w:i w:val="0"/>
+              </w:rPr>
+              <w:t>2.0</w:t>
             </w:r>
           </w:p>
         </w:tc>
       </w:tr>
     </w:tbl>
-    <w:p>
-      <w:pPr>
-        <w:keepLines/>
-      </w:pPr>
-      <w:r>
-        <w:rPr>
-          <w:b w:val="0"/>
-          <w:i w:val="0"/>
-        </w:rPr>
-        <w:t>Version pilote - contenu à tester et à relire avant diffusion définitive.</w:t>
-      </w:r>
-    </w:p>
     <w:p>
       <w:pPr>
         <w:pStyle w:val="Heading2"/>
@@ -224,7 +266,232 @@
           <w:b w:val="0"/>
           <w:i w:val="0"/>
         </w:rPr>
-        <w:t>1. Observer le talus humain</w:t>
+        <w:t>Support 1 - L'os mystère</w:t>
+      </w:r>
+    </w:p>
+    <w:p>
+      <w:pPr>
+        <w:keepLines/>
+        <w:jc w:val="center"/>
+      </w:pPr>
+      <w:r>
+        <w:drawing>
+          <wp:inline xmlns:a="http://schemas.openxmlformats.org/drawingml/2006/main" xmlns:pic="http://schemas.openxmlformats.org/drawingml/2006/picture">
+            <wp:extent cx="5400000" cy="3600000"/>
+            <wp:docPr id="1" name="Picture 1" descr="Deux rendus neutres d'un même os irrégulier, présentés selon des orientations différentes, sans nom ni emplacement." title="Deux rendus neutres d'un même os irrégulier, présentés selon des orientations différentes, sans nom ni emplacement."/>
+            <wp:cNvGraphicFramePr>
+              <a:graphicFrameLocks noChangeAspect="1"/>
+            </wp:cNvGraphicFramePr>
+            <a:graphic>
+              <a:graphicData uri="http://schemas.openxmlformats.org/drawingml/2006/picture">
+                <pic:pic>
+                  <pic:nvPicPr>
+                    <pic:cNvPr id="0" name="silhouette-os-enquete.png"/>
+                    <pic:cNvPicPr/>
+                  </pic:nvPicPr>
+                  <pic:blipFill>
+                    <a:blip r:embed="rId11"/>
+                    <a:stretch>
+                      <a:fillRect/>
+                    </a:stretch>
+                  </pic:blipFill>
+                  <pic:spPr>
+                    <a:xfrm>
+                      <a:off x="0" y="0"/>
+                      <a:ext cx="5400000" cy="3600000"/>
+                    </a:xfrm>
+                    <a:prstGeom prst="rect"/>
+                  </pic:spPr>
+                </pic:pic>
+              </a:graphicData>
+            </a:graphic>
+          </wp:inline>
+        </w:drawing>
+      </w:r>
+    </w:p>
+    <w:p>
+      <w:pPr>
+        <w:pStyle w:val="Caption"/>
+        <w:keepLines/>
+      </w:pPr>
+      <w:r>
+        <w:rPr>
+          <w:b w:val="0"/>
+          <w:i w:val="0"/>
+        </w:rPr>
+        <w:t>Comparer les vues A et B. Décrire avant de nommer.</w:t>
+      </w:r>
+      <w:r>
+        <w:rPr>
+          <w:b w:val="0"/>
+          <w:i w:val="0"/>
+        </w:rPr>
+        <w:t>Dérivé de BodyParts3D / DBCLS, CC BY-SA 2.1 JP : extraction du surlignage et passage en niveaux de gris. Validation anatomique humaine requise.</w:t>
+      </w:r>
+    </w:p>
+    <w:p>
+      <w:pPr>
+        <w:pStyle w:val="Heading2"/>
+        <w:keepNext/>
+        <w:keepLines/>
+        <w:pageBreakBefore/>
+      </w:pPr>
+      <w:r>
+        <w:rPr>
+          <w:b w:val="0"/>
+          <w:i w:val="0"/>
+        </w:rPr>
+        <w:t>Support 2 - Chercher une place</w:t>
+      </w:r>
+    </w:p>
+    <w:p>
+      <w:pPr>
+        <w:keepLines/>
+        <w:jc w:val="center"/>
+      </w:pPr>
+      <w:r>
+        <w:drawing>
+          <wp:inline xmlns:a="http://schemas.openxmlformats.org/drawingml/2006/main" xmlns:pic="http://schemas.openxmlformats.org/drawingml/2006/picture">
+            <wp:extent cx="5400000" cy="3150000"/>
+            <wp:docPr id="2" name="Picture 2" descr="Vue latérale neutre des os d'un pied humain, avec les repères jambe, cheville, pied et zone du talon; aucune réponse n'est indiquée." title="Vue latérale neutre des os d'un pied humain, avec les repères jambe, cheville, pied et zone du talon; aucune réponse n'e"/>
+            <wp:cNvGraphicFramePr>
+              <a:graphicFrameLocks noChangeAspect="1"/>
+            </wp:cNvGraphicFramePr>
+            <a:graphic>
+              <a:graphicData uri="http://schemas.openxmlformats.org/drawingml/2006/picture">
+                <pic:pic>
+                  <pic:nvPicPr>
+                    <pic:cNvPr id="0" name="schema-pied-enquete.png"/>
+                    <pic:cNvPicPr/>
+                  </pic:nvPicPr>
+                  <pic:blipFill>
+                    <a:blip r:embed="rId12"/>
+                    <a:stretch>
+                      <a:fillRect/>
+                    </a:stretch>
+                  </pic:blipFill>
+                  <pic:spPr>
+                    <a:xfrm>
+                      <a:off x="0" y="0"/>
+                      <a:ext cx="5400000" cy="3150000"/>
+                    </a:xfrm>
+                    <a:prstGeom prst="rect"/>
+                  </pic:spPr>
+                </pic:pic>
+              </a:graphicData>
+            </a:graphic>
+          </wp:inline>
+        </w:drawing>
+      </w:r>
+    </w:p>
+    <w:p>
+      <w:pPr>
+        <w:pStyle w:val="Caption"/>
+        <w:keepLines/>
+      </w:pPr>
+      <w:r>
+        <w:rPr>
+          <w:b w:val="0"/>
+          <w:i w:val="0"/>
+        </w:rPr>
+        <w:t>Entourer un os ou une petite zone. La jambe, le pied, la cheville et la zone du talon servent de repères ordinaires.</w:t>
+      </w:r>
+      <w:r>
+        <w:rPr>
+          <w:b w:val="0"/>
+          <w:i w:val="0"/>
+        </w:rPr>
+        <w:t>Dérivé de BodyParts3D / DBCLS, CC BY-SA 2.1 JP : surlignage neutralisé et annotations ajoutées.</w:t>
+      </w:r>
+    </w:p>
+    <w:p>
+      <w:pPr>
+        <w:pStyle w:val="Heading2"/>
+        <w:keepNext/>
+        <w:keepLines/>
+        <w:pageBreakBefore/>
+      </w:pPr>
+      <w:r>
+        <w:rPr>
+          <w:b w:val="0"/>
+          <w:i w:val="0"/>
+        </w:rPr>
+        <w:t>Support 3 - Vérifier la localisation</w:t>
+      </w:r>
+    </w:p>
+    <w:p>
+      <w:pPr>
+        <w:keepLines/>
+        <w:jc w:val="center"/>
+      </w:pPr>
+      <w:r>
+        <w:drawing>
+          <wp:inline xmlns:a="http://schemas.openxmlformats.org/drawingml/2006/main" xmlns:pic="http://schemas.openxmlformats.org/drawingml/2006/picture">
+            <wp:extent cx="5400000" cy="3150000"/>
+            <wp:docPr id="3" name="Picture 3" descr="Vue latérale BodyParts3D légendée : le talus rouge est entouré d'un trait discontinu sous le tibia et au-dessus du calcanéum; le talon est indiqué comme une région." title="Vue latérale BodyParts3D légendée : le talus rouge est entouré d'un trait discontinu sous le tibia et au-dessus du calca"/>
+            <wp:cNvGraphicFramePr>
+              <a:graphicFrameLocks noChangeAspect="1"/>
+            </wp:cNvGraphicFramePr>
+            <a:graphic>
+              <a:graphicData uri="http://schemas.openxmlformats.org/drawingml/2006/picture">
+                <pic:pic>
+                  <pic:nvPicPr>
+                    <pic:cNvPr id="0" name="schema-localisation-talus.png"/>
+                    <pic:cNvPicPr/>
+                  </pic:nvPicPr>
+                  <pic:blipFill>
+                    <a:blip r:embed="rId13"/>
+                    <a:stretch>
+                      <a:fillRect/>
+                    </a:stretch>
+                  </pic:blipFill>
+                  <pic:spPr>
+                    <a:xfrm>
+                      <a:off x="0" y="0"/>
+                      <a:ext cx="5400000" cy="3150000"/>
+                    </a:xfrm>
+                    <a:prstGeom prst="rect"/>
+                  </pic:spPr>
+                </pic:pic>
+              </a:graphicData>
+            </a:graphic>
+          </wp:inline>
+        </w:drawing>
+      </w:r>
+    </w:p>
+    <w:p>
+      <w:pPr>
+        <w:pStyle w:val="Caption"/>
+        <w:keepLines/>
+      </w:pPr>
+      <w:r>
+        <w:rPr>
+          <w:b w:val="0"/>
+          <w:i w:val="0"/>
+        </w:rPr>
+        <w:t>Le talus/astragale est identifié par la couleur, un contour discontinu, une flèche et une légende; le sens reste lisible en niveaux de gris.</w:t>
+      </w:r>
+      <w:r>
+        <w:rPr>
+          <w:b w:val="0"/>
+          <w:i w:val="0"/>
+        </w:rPr>
+        <w:t>Dérivé annoté de BodyParts3D / DBCLS, CC BY-SA 2.1 JP. Validation humaine des annotations requise.</w:t>
+      </w:r>
+    </w:p>
+    <w:p>
+      <w:pPr>
+        <w:pStyle w:val="Heading2"/>
+        <w:keepNext/>
+        <w:keepLines/>
+        <w:pageBreakBefore/>
+      </w:pPr>
+      <w:r>
+        <w:rPr>
+          <w:b w:val="0"/>
+          <w:i w:val="0"/>
+        </w:rPr>
+        <w:t>Support 4 - Comparer deux orientations anatomiques</w:t>
       </w:r>
     </w:p>
     <w:p>
@@ -236,7 +503,7 @@
         <w:drawing>
           <wp:inline xmlns:a="http://schemas.openxmlformats.org/drawingml/2006/main" xmlns:pic="http://schemas.openxmlformats.org/drawingml/2006/picture">
             <wp:extent cx="4032000" cy="4032000"/>
-            <wp:docPr id="1" name="Picture 1"/>
+            <wp:docPr id="4" name="Picture 4" descr="Vue latérale d'un pied humain : le talus est coloré en rouge sous le tibia et au-dessus du calcanéum." title="Vue latérale d'un pied humain : le talus est coloré en rouge sous le tibia et au-dessus du calcanéum."/>
             <wp:cNvGraphicFramePr>
               <a:graphicFrameLocks noChangeAspect="1"/>
             </wp:cNvGraphicFramePr>
@@ -248,7 +515,7 @@
                     <pic:cNvPicPr/>
                   </pic:nvPicPr>
                   <pic:blipFill>
-                    <a:blip r:embed="rId11"/>
+                    <a:blip r:embed="rId14"/>
                     <a:stretch>
                       <a:fillRect/>
                     </a:stretch>
@@ -284,14 +551,14 @@
           <w:b w:val="0"/>
           <w:i w:val="0"/>
         </w:rPr>
-        <w:t xml:space="preserve"> La forme visible dépend de l'angle.</w:t>
+        <w:t xml:space="preserve"> Le talus est repéré en rouge et par la légende.</w:t>
       </w:r>
       <w:r>
         <w:rPr>
           <w:b w:val="0"/>
           <w:i w:val="0"/>
         </w:rPr>
-        <w:t>BodyParts3D / DBCLS, CC BY-SA 2.1 JP, via Wikimedia Commons.</w:t>
+        <w:t>BodyParts3D / DBCLS, CC BY-SA 2.1 JP, via Wikimedia Commons. Image redimensionnée et compressée; diffusion sous la même licence.</w:t>
       </w:r>
     </w:p>
     <w:p>
@@ -303,7 +570,7 @@
         <w:drawing>
           <wp:inline xmlns:a="http://schemas.openxmlformats.org/drawingml/2006/main" xmlns:pic="http://schemas.openxmlformats.org/drawingml/2006/picture">
             <wp:extent cx="4032000" cy="4032000"/>
-            <wp:docPr id="2" name="Picture 2"/>
+            <wp:docPr id="5" name="Picture 5" descr="Vue antérolatérale des deux pieds humains : le talus est coloré en rouge entre la jambe et les autres os du pied." title="Vue antérolatérale des deux pieds humains : le talus est coloré en rouge entre la jambe et les autres os du pied."/>
             <wp:cNvGraphicFramePr>
               <a:graphicFrameLocks noChangeAspect="1"/>
             </wp:cNvGraphicFramePr>
@@ -315,7 +582,7 @@
                     <pic:cNvPicPr/>
                   </pic:nvPicPr>
                   <pic:blipFill>
-                    <a:blip r:embed="rId12"/>
+                    <a:blip r:embed="rId15"/>
                     <a:stretch>
                       <a:fillRect/>
                     </a:stretch>
@@ -351,14 +618,14 @@
           <w:b w:val="0"/>
           <w:i w:val="0"/>
         </w:rPr>
-        <w:t xml:space="preserve"> Observer reliefs et surfaces articulaires.</w:t>
+        <w:t xml:space="preserve"> La forme apparente change avec l'orientation.</w:t>
       </w:r>
       <w:r>
         <w:rPr>
           <w:b w:val="0"/>
           <w:i w:val="0"/>
         </w:rPr>
-        <w:t>BodyParts3D / DBCLS, CC BY-SA 2.1 JP, via Wikimedia Commons.</w:t>
+        <w:t>BodyParts3D / DBCLS, CC BY-SA 2.1 JP, via Wikimedia Commons. Image redimensionnée et compressée; diffusion sous la même licence.</w:t>
       </w:r>
     </w:p>
     <w:p>
@@ -374,7 +641,7 @@
           <w:b w:val="0"/>
           <w:i w:val="0"/>
         </w:rPr>
-        <w:t>Le rouge sert uniquement à repérer l'os sur ces visualisations. Appuyez-vous aussi sur les légendes : l'information reste lisible en niveaux de gris.</w:t>
+        <w:t>La couleur sert au repérage après l'enquête. La position sous la jambe et au-dessus du calcanéum est l'indice principal à verbaliser.</w:t>
       </w:r>
     </w:p>
     <w:p>
@@ -389,74 +656,7 @@
           <w:b w:val="0"/>
           <w:i w:val="0"/>
         </w:rPr>
-        <w:t>2. Passer au mouton</w:t>
-      </w:r>
-    </w:p>
-    <w:p>
-      <w:pPr>
-        <w:keepLines/>
-        <w:jc w:val="center"/>
-      </w:pPr>
-      <w:r>
-        <w:drawing>
-          <wp:inline xmlns:a="http://schemas.openxmlformats.org/drawingml/2006/main" xmlns:pic="http://schemas.openxmlformats.org/drawingml/2006/picture">
-            <wp:extent cx="5400000" cy="2160000"/>
-            <wp:docPr id="3" name="Picture 3"/>
-            <wp:cNvGraphicFramePr>
-              <a:graphicFrameLocks noChangeAspect="1"/>
-            </wp:cNvGraphicFramePr>
-            <a:graphic>
-              <a:graphicData uri="http://schemas.openxmlformats.org/drawingml/2006/picture">
-                <pic:pic>
-                  <pic:nvPicPr>
-                    <pic:cNvPr id="0" name="pied-mouton-talus-dundee.jpg"/>
-                    <pic:cNvPicPr/>
-                  </pic:nvPicPr>
-                  <pic:blipFill>
-                    <a:blip r:embed="rId13"/>
-                    <a:stretch>
-                      <a:fillRect/>
-                    </a:stretch>
-                  </pic:blipFill>
-                  <pic:spPr>
-                    <a:xfrm>
-                      <a:off x="0" y="0"/>
-                      <a:ext cx="5400000" cy="2160000"/>
-                    </a:xfrm>
-                    <a:prstGeom prst="rect"/>
-                  </pic:spPr>
-                </pic:pic>
-              </a:graphicData>
-            </a:graphic>
-          </wp:inline>
-        </w:drawing>
-      </w:r>
-    </w:p>
-    <w:p>
-      <w:pPr>
-        <w:pStyle w:val="Caption"/>
-        <w:keepLines/>
-      </w:pPr>
-      <w:r>
-        <w:rPr>
-          <w:b/>
-          <w:i w:val="0"/>
-        </w:rPr>
-        <w:t>Pied de mouton annoté.</w:t>
-      </w:r>
-      <w:r>
-        <w:rPr>
-          <w:b w:val="0"/>
-          <w:i w:val="0"/>
-        </w:rPr>
-        <w:t xml:space="preserve"> Chercher la région du tarse.</w:t>
-      </w:r>
-      <w:r>
-        <w:rPr>
-          <w:b w:val="0"/>
-          <w:i w:val="0"/>
-        </w:rPr>
-        <w:t>Caroline Eroline, CC BY-SA 4.0, via Wikimedia Commons.</w:t>
+        <w:t>Support 5 - Prolongement comparatif</w:t>
       </w:r>
     </w:p>
     <w:p>
@@ -468,7 +668,7 @@
         <w:drawing>
           <wp:inline xmlns:a="http://schemas.openxmlformats.org/drawingml/2006/main" xmlns:pic="http://schemas.openxmlformats.org/drawingml/2006/picture">
             <wp:extent cx="5040000" cy="4032000"/>
-            <wp:docPr id="4" name="Picture 4"/>
+            <wp:docPr id="6" name="Picture 6" descr="Squelette complet de mouton vu de profil dans un musée d'anatomie vétérinaire; les pieds sont visibles au bout des membres." title="Squelette complet de mouton vu de profil dans un musée d'anatomie vétérinaire; les pieds sont visibles au bout des membr"/>
             <wp:cNvGraphicFramePr>
               <a:graphicFrameLocks noChangeAspect="1"/>
             </wp:cNvGraphicFramePr>
@@ -480,7 +680,7 @@
                     <pic:cNvPicPr/>
                   </pic:nvPicPr>
                   <pic:blipFill>
-                    <a:blip r:embed="rId14"/>
+                    <a:blip r:embed="rId16"/>
                     <a:stretch>
                       <a:fillRect/>
                     </a:stretch>
@@ -509,27 +709,25 @@
           <w:b/>
           <w:i w:val="0"/>
         </w:rPr>
-        <w:t>Squelette de mouton.</w:t>
+        <w:t>Comparer une région, pas identifier un os précis.</w:t>
       </w:r>
       <w:r>
         <w:rPr>
           <w:b w:val="0"/>
           <w:i w:val="0"/>
         </w:rPr>
-        <w:t xml:space="preserve"> Replacer le pied dans le membre postérieur.</w:t>
+        <w:t xml:space="preserve"> Repérer le membre postérieur et la région où la jambe rejoint le pied. Dire ce qui ressemble au cas humain et ce qui diffère sur les supports.</w:t>
       </w:r>
       <w:r>
         <w:rPr>
           <w:b w:val="0"/>
           <w:i w:val="0"/>
         </w:rPr>
-        <w:t>Museum of Veterinary Anatomy FMVZ USP / Wagner Souza e Silva, CC BY-SA 4.0.</w:t>
+        <w:t>Museum of Veterinary Anatomy FMVZ USP / Wagner Souza e Silva, édition antérieure Rodrigo Tetsuo Argenton, CC BY-SA 4.0, via Wikimedia Commons. Fichier redimensionné de 3790 × 3032 à 1400 × 1120 px.</w:t>
       </w:r>
     </w:p>
     <w:p>
       <w:pPr>
-        <w:pStyle w:val="Heading2"/>
-        <w:keepNext/>
         <w:keepLines/>
       </w:pPr>
       <w:r>
@@ -537,141 +735,7 @@
           <w:b w:val="0"/>
           <w:i w:val="0"/>
         </w:rPr>
-        <w:t>3. Comparer avec prudence</w:t>
-      </w:r>
-    </w:p>
-    <w:p>
-      <w:pPr>
-        <w:keepLines/>
-        <w:jc w:val="center"/>
-      </w:pPr>
-      <w:r>
-        <w:drawing>
-          <wp:inline xmlns:a="http://schemas.openxmlformats.org/drawingml/2006/main" xmlns:pic="http://schemas.openxmlformats.org/drawingml/2006/picture">
-            <wp:extent cx="5169230" cy="4031999"/>
-            <wp:docPr id="5" name="Picture 5"/>
-            <wp:cNvGraphicFramePr>
-              <a:graphicFrameLocks noChangeAspect="1"/>
-            </wp:cNvGraphicFramePr>
-            <a:graphic>
-              <a:graphicData uri="http://schemas.openxmlformats.org/drawingml/2006/picture">
-                <pic:pic>
-                  <pic:nvPicPr>
-                    <pic:cNvPr id="0" name="jambe-vache-ellenberger-baum.jpg"/>
-                    <pic:cNvPicPr/>
-                  </pic:nvPicPr>
-                  <pic:blipFill>
-                    <a:blip r:embed="rId15"/>
-                    <a:stretch>
-                      <a:fillRect/>
-                    </a:stretch>
-                  </pic:blipFill>
-                  <pic:spPr>
-                    <a:xfrm>
-                      <a:off x="0" y="0"/>
-                      <a:ext cx="5169230" cy="4031999"/>
-                    </a:xfrm>
-                    <a:prstGeom prst="rect"/>
-                  </pic:spPr>
-                </pic:pic>
-              </a:graphicData>
-            </a:graphic>
-          </wp:inline>
-        </w:drawing>
-      </w:r>
-    </w:p>
-    <w:p>
-      <w:pPr>
-        <w:pStyle w:val="Caption"/>
-        <w:keepLines/>
-      </w:pPr>
-      <w:r>
-        <w:rPr>
-          <w:b/>
-          <w:i w:val="0"/>
-        </w:rPr>
-        <w:t>Schéma ancien de jambe de vache.</w:t>
-      </w:r>
-      <w:r>
-        <w:rPr>
-          <w:b w:val="0"/>
-          <w:i w:val="0"/>
-        </w:rPr>
-        <w:t xml:space="preserve"> Support de comparaison, pas schéma moderne du projet.</w:t>
-      </w:r>
-      <w:r>
-        <w:rPr>
-          <w:b w:val="0"/>
-          <w:i w:val="0"/>
-        </w:rPr>
-        <w:t>Ellenberger, Baum et Dittrich, domaine public, via Wikimedia Commons.</w:t>
-      </w:r>
-    </w:p>
-    <w:p>
-      <w:pPr>
-        <w:keepLines/>
-        <w:jc w:val="center"/>
-      </w:pPr>
-      <w:r>
-        <w:drawing>
-          <wp:inline xmlns:a="http://schemas.openxmlformats.org/drawingml/2006/main" xmlns:pic="http://schemas.openxmlformats.org/drawingml/2006/picture">
-            <wp:extent cx="5400000" cy="3826286"/>
-            <wp:docPr id="6" name="Picture 6"/>
-            <wp:cNvGraphicFramePr>
-              <a:graphicFrameLocks noChangeAspect="1"/>
-            </wp:cNvGraphicFramePr>
-            <a:graphic>
-              <a:graphicData uri="http://schemas.openxmlformats.org/drawingml/2006/picture">
-                <pic:pic>
-                  <pic:nvPicPr>
-                    <pic:cNvPr id="0" name="planche-comparative-leconte-1922.jpg"/>
-                    <pic:cNvPicPr/>
-                  </pic:nvPicPr>
-                  <pic:blipFill>
-                    <a:blip r:embed="rId16"/>
-                    <a:stretch>
-                      <a:fillRect/>
-                    </a:stretch>
-                  </pic:blipFill>
-                  <pic:spPr>
-                    <a:xfrm>
-                      <a:off x="0" y="0"/>
-                      <a:ext cx="5400000" cy="3826286"/>
-                    </a:xfrm>
-                    <a:prstGeom prst="rect"/>
-                  </pic:spPr>
-                </pic:pic>
-              </a:graphicData>
-            </a:graphic>
-          </wp:inline>
-        </w:drawing>
-      </w:r>
-    </w:p>
-    <w:p>
-      <w:pPr>
-        <w:pStyle w:val="Caption"/>
-        <w:keepLines/>
-      </w:pPr>
-      <w:r>
-        <w:rPr>
-          <w:b/>
-          <w:i w:val="0"/>
-        </w:rPr>
-        <w:t>Planche comparative de 1922.</w:t>
-      </w:r>
-      <w:r>
-        <w:rPr>
-          <w:b w:val="0"/>
-          <w:i w:val="0"/>
-        </w:rPr>
-        <w:t xml:space="preserve"> Aide à observer ; ne remplace pas une référence anatomique moderne validée.</w:t>
-      </w:r>
-      <w:r>
-        <w:rPr>
-          <w:b w:val="0"/>
-          <w:i w:val="0"/>
-        </w:rPr>
-        <w:t>Internet Archive Book Images, no known restrictions, via Wikimedia Commons.</w:t>
+        <w:t>Peut s'intégrer comme prolongement exploratoire en 7e-8e ou en atelier long, à vérifier et adapter. L'homologie et l'orientation précises doivent être validées par une personne compétente en anatomie comparée avant un usage élève autonome.</w:t>
       </w:r>
     </w:p>
     <w:p>
@@ -691,7 +755,7 @@
             <w:color w:val="9A5B25"/>
             <w:u w:val="single"/>
           </w:rPr>
-          <w:t>https://histoire-d-os.github.io/Histoire-d-os/ressources/activite-01-trouver-astragale.html</w:t>
+          <w:t>Page de l'activité, mises à jour et crédits en ligne</w:t>
         </w:r>
       </w:hyperlink>
     </w:p>
@@ -966,7 +1030,7 @@
         <w:rFonts w:asciiTheme="minorHAnsi" w:eastAsiaTheme="minorEastAsia" w:hAnsiTheme="minorHAnsi" w:cstheme="minorBidi"/>
         <w:sz w:val="22"/>
         <w:szCs w:val="22"/>
-        <w:lang w:val="en-US" w:eastAsia="en-US" w:bidi="ar-SA"/>
+        <w:lang w:val="fr-FR" w:eastAsia="fr-FR" w:bidi="fr-FR"/>
       </w:rPr>
     </w:rPrDefault>
     <w:pPrDefault>
@@ -1125,6 +1189,7 @@
       <w:rFonts w:ascii="Arial" w:hAnsi="Arial"/>
       <w:color w:val="1F2523"/>
       <w:sz w:val="21"/>
+      <w:lang w:val="fr-FR" w:eastAsia="fr-FR" w:bidi="fr-FR"/>
     </w:rPr>
   </w:style>
   <w:style w:type="paragraph" w:styleId="Header">
@@ -1141,6 +1206,9 @@
       </w:tabs>
       <w:spacing w:after="0" w:line="240" w:lineRule="auto"/>
     </w:pPr>
+    <w:rPr>
+      <w:lang w:val="fr-FR" w:eastAsia="fr-FR" w:bidi="fr-FR"/>
+    </w:rPr>
   </w:style>
   <w:style w:type="character" w:customStyle="1" w:styleId="HeaderChar">
     <w:name w:val="Header Char"/>
@@ -1148,6 +1216,9 @@
     <w:link w:val="Header"/>
     <w:uiPriority w:val="99"/>
     <w:rsid w:val="00E618BF"/>
+    <w:rPr>
+      <w:lang w:val="fr-FR" w:eastAsia="fr-FR" w:bidi="fr-FR"/>
+    </w:rPr>
   </w:style>
   <w:style w:type="paragraph" w:styleId="Footer">
     <w:name w:val="footer"/>
@@ -1163,6 +1234,9 @@
       </w:tabs>
       <w:spacing w:after="0" w:line="240" w:lineRule="auto"/>
     </w:pPr>
+    <w:rPr>
+      <w:lang w:val="fr-FR" w:eastAsia="fr-FR" w:bidi="fr-FR"/>
+    </w:rPr>
   </w:style>
   <w:style w:type="character" w:customStyle="1" w:styleId="FooterChar">
     <w:name w:val="Footer Char"/>
@@ -1170,6 +1244,9 @@
     <w:link w:val="Footer"/>
     <w:uiPriority w:val="99"/>
     <w:rsid w:val="00E618BF"/>
+    <w:rPr>
+      <w:lang w:val="fr-FR" w:eastAsia="fr-FR" w:bidi="fr-FR"/>
+    </w:rPr>
   </w:style>
   <w:style w:type="paragraph" w:styleId="Heading1">
     <w:name w:val="heading 1"/>
@@ -1192,6 +1269,7 @@
       <w:color w:val="1F2523"/>
       <w:sz w:val="44"/>
       <w:szCs w:val="28"/>
+      <w:lang w:val="fr-FR" w:eastAsia="fr-FR" w:bidi="fr-FR"/>
     </w:rPr>
   </w:style>
   <w:style w:type="paragraph" w:styleId="Heading2">
@@ -1216,6 +1294,7 @@
       <w:color w:val="9A5B25"/>
       <w:sz w:val="28"/>
       <w:szCs w:val="26"/>
+      <w:lang w:val="fr-FR" w:eastAsia="fr-FR" w:bidi="fr-FR"/>
     </w:rPr>
   </w:style>
   <w:style w:type="paragraph" w:styleId="Heading3">
@@ -1239,6 +1318,7 @@
       <w:bCs/>
       <w:color w:val="1F2523"/>
       <w:sz w:val="23"/>
+      <w:lang w:val="fr-FR" w:eastAsia="fr-FR" w:bidi="fr-FR"/>
     </w:rPr>
   </w:style>
   <w:style w:type="paragraph" w:styleId="Heading4">
@@ -1264,6 +1344,7 @@
       <w:i/>
       <w:iCs/>
       <w:color w:val="4F81BD" w:themeColor="accent1"/>
+      <w:lang w:val="fr-FR" w:eastAsia="fr-FR" w:bidi="fr-FR"/>
     </w:rPr>
   </w:style>
   <w:style w:type="paragraph" w:styleId="Heading5">
@@ -1285,6 +1366,7 @@
     <w:rPr>
       <w:rFonts w:asciiTheme="majorHAnsi" w:eastAsiaTheme="majorEastAsia" w:hAnsiTheme="majorHAnsi" w:cstheme="majorBidi"/>
       <w:color w:val="243F60" w:themeColor="accent1" w:themeShade="7F"/>
+      <w:lang w:val="fr-FR" w:eastAsia="fr-FR" w:bidi="fr-FR"/>
     </w:rPr>
   </w:style>
   <w:style w:type="paragraph" w:styleId="Heading6">
@@ -1308,6 +1390,7 @@
       <w:i/>
       <w:iCs/>
       <w:color w:val="243F60" w:themeColor="accent1" w:themeShade="7F"/>
+      <w:lang w:val="fr-FR" w:eastAsia="fr-FR" w:bidi="fr-FR"/>
     </w:rPr>
   </w:style>
   <w:style w:type="paragraph" w:styleId="Heading7">
@@ -1331,6 +1414,7 @@
       <w:i/>
       <w:iCs/>
       <w:color w:val="404040" w:themeColor="text1" w:themeTint="BF"/>
+      <w:lang w:val="fr-FR" w:eastAsia="fr-FR" w:bidi="fr-FR"/>
     </w:rPr>
   </w:style>
   <w:style w:type="paragraph" w:styleId="Heading8">
@@ -1354,6 +1438,7 @@
       <w:color w:val="4F81BD" w:themeColor="accent1"/>
       <w:sz w:val="20"/>
       <w:szCs w:val="20"/>
+      <w:lang w:val="fr-FR" w:eastAsia="fr-FR" w:bidi="fr-FR"/>
     </w:rPr>
   </w:style>
   <w:style w:type="paragraph" w:styleId="Heading9">
@@ -1379,6 +1464,7 @@
       <w:color w:val="404040" w:themeColor="text1" w:themeTint="BF"/>
       <w:sz w:val="20"/>
       <w:szCs w:val="20"/>
+      <w:lang w:val="fr-FR" w:eastAsia="fr-FR" w:bidi="fr-FR"/>
     </w:rPr>
   </w:style>
   <w:style w:type="character" w:default="1" w:styleId="DefaultParagraphFont">
@@ -1386,12 +1472,18 @@
     <w:uiPriority w:val="1"/>
     <w:semiHidden/>
     <w:unhideWhenUsed/>
+    <w:rPr>
+      <w:lang w:val="fr-FR" w:eastAsia="fr-FR" w:bidi="fr-FR"/>
+    </w:rPr>
   </w:style>
   <w:style w:type="table" w:default="1" w:styleId="TableNormal">
     <w:name w:val="Normal Table"/>
     <w:uiPriority w:val="99"/>
     <w:semiHidden/>
     <w:unhideWhenUsed/>
+    <w:rPr>
+      <w:lang w:val="fr-FR" w:eastAsia="fr-FR" w:bidi="fr-FR"/>
+    </w:rPr>
     <w:tblPr>
       <w:tblInd w:w="0" w:type="dxa"/>
       <w:tblCellMar>
@@ -1407,6 +1499,9 @@
     <w:uiPriority w:val="99"/>
     <w:semiHidden/>
     <w:unhideWhenUsed/>
+    <w:rPr>
+      <w:lang w:val="fr-FR" w:eastAsia="fr-FR" w:bidi="fr-FR"/>
+    </w:rPr>
   </w:style>
   <w:style w:type="paragraph" w:styleId="NoSpacing">
     <w:name w:val="No Spacing"/>
@@ -1416,6 +1511,9 @@
     <w:pPr>
       <w:spacing w:after="0" w:line="240" w:lineRule="auto"/>
     </w:pPr>
+    <w:rPr>
+      <w:lang w:val="fr-FR" w:eastAsia="fr-FR" w:bidi="fr-FR"/>
+    </w:rPr>
   </w:style>
   <w:style w:type="character" w:customStyle="1" w:styleId="Heading1Char">
     <w:name w:val="Heading 1 Char"/>
@@ -1430,6 +1528,7 @@
       <w:color w:val="365F91" w:themeColor="accent1" w:themeShade="BF"/>
       <w:sz w:val="28"/>
       <w:szCs w:val="28"/>
+      <w:lang w:val="fr-FR" w:eastAsia="fr-FR" w:bidi="fr-FR"/>
     </w:rPr>
   </w:style>
   <w:style w:type="character" w:customStyle="1" w:styleId="Heading2Char">
@@ -1445,6 +1544,7 @@
       <w:color w:val="4F81BD" w:themeColor="accent1"/>
       <w:sz w:val="26"/>
       <w:szCs w:val="26"/>
+      <w:lang w:val="fr-FR" w:eastAsia="fr-FR" w:bidi="fr-FR"/>
     </w:rPr>
   </w:style>
   <w:style w:type="character" w:customStyle="1" w:styleId="Heading3Char">
@@ -1458,6 +1558,7 @@
       <w:b/>
       <w:bCs/>
       <w:color w:val="4F81BD" w:themeColor="accent1"/>
+      <w:lang w:val="fr-FR" w:eastAsia="fr-FR" w:bidi="fr-FR"/>
     </w:rPr>
   </w:style>
   <w:style w:type="paragraph" w:styleId="Title">
@@ -1484,6 +1585,7 @@
       <w:kern w:val="28"/>
       <w:sz w:val="56"/>
       <w:szCs w:val="52"/>
+      <w:lang w:val="fr-FR" w:eastAsia="fr-FR" w:bidi="fr-FR"/>
     </w:rPr>
   </w:style>
   <w:style w:type="character" w:customStyle="1" w:styleId="TitleChar">
@@ -1499,6 +1601,7 @@
       <w:kern w:val="28"/>
       <w:sz w:val="52"/>
       <w:szCs w:val="52"/>
+      <w:lang w:val="fr-FR" w:eastAsia="fr-FR" w:bidi="fr-FR"/>
     </w:rPr>
   </w:style>
   <w:style w:type="paragraph" w:styleId="Subtitle">
@@ -1522,6 +1625,7 @@
       <w:spacing w:val="15"/>
       <w:sz w:val="24"/>
       <w:szCs w:val="24"/>
+      <w:lang w:val="fr-FR" w:eastAsia="fr-FR" w:bidi="fr-FR"/>
     </w:rPr>
   </w:style>
   <w:style w:type="character" w:customStyle="1" w:styleId="SubtitleChar">
@@ -1538,6 +1642,7 @@
       <w:spacing w:val="15"/>
       <w:sz w:val="24"/>
       <w:szCs w:val="24"/>
+      <w:lang w:val="fr-FR" w:eastAsia="fr-FR" w:bidi="fr-FR"/>
     </w:rPr>
   </w:style>
   <w:style w:type="paragraph" w:styleId="ListParagraph">
@@ -1550,6 +1655,9 @@
       <w:ind w:left="720"/>
       <w:contextualSpacing/>
     </w:pPr>
+    <w:rPr>
+      <w:lang w:val="fr-FR" w:eastAsia="fr-FR" w:bidi="fr-FR"/>
+    </w:rPr>
   </w:style>
   <w:style w:type="paragraph" w:styleId="BodyText">
     <w:name w:val="Body Text"/>
@@ -1561,6 +1669,9 @@
     <w:pPr>
       <w:spacing w:after="120"/>
     </w:pPr>
+    <w:rPr>
+      <w:lang w:val="fr-FR" w:eastAsia="fr-FR" w:bidi="fr-FR"/>
+    </w:rPr>
   </w:style>
   <w:style w:type="character" w:customStyle="1" w:styleId="BodyTextChar">
     <w:name w:val="Body Text Char"/>
@@ -1568,6 +1679,9 @@
     <w:link w:val="BodyText"/>
     <w:uiPriority w:val="99"/>
     <w:rsid w:val="00AA1D8D"/>
+    <w:rPr>
+      <w:lang w:val="fr-FR" w:eastAsia="fr-FR" w:bidi="fr-FR"/>
+    </w:rPr>
   </w:style>
   <w:style w:type="paragraph" w:styleId="BodyText2">
     <w:name w:val="Body Text 2"/>
@@ -1579,6 +1693,9 @@
     <w:pPr>
       <w:spacing w:after="120" w:line="480" w:lineRule="auto"/>
     </w:pPr>
+    <w:rPr>
+      <w:lang w:val="fr-FR" w:eastAsia="fr-FR" w:bidi="fr-FR"/>
+    </w:rPr>
   </w:style>
   <w:style w:type="character" w:customStyle="1" w:styleId="BodyText2Char">
     <w:name w:val="Body Text 2 Char"/>
@@ -1586,6 +1703,9 @@
     <w:link w:val="BodyText2"/>
     <w:uiPriority w:val="99"/>
     <w:rsid w:val="00AA1D8D"/>
+    <w:rPr>
+      <w:lang w:val="fr-FR" w:eastAsia="fr-FR" w:bidi="fr-FR"/>
+    </w:rPr>
   </w:style>
   <w:style w:type="paragraph" w:styleId="BodyText3">
     <w:name w:val="Body Text 3"/>
@@ -1600,6 +1720,7 @@
     <w:rPr>
       <w:sz w:val="16"/>
       <w:szCs w:val="16"/>
+      <w:lang w:val="fr-FR" w:eastAsia="fr-FR" w:bidi="fr-FR"/>
     </w:rPr>
   </w:style>
   <w:style w:type="character" w:customStyle="1" w:styleId="BodyText3Char">
@@ -1611,6 +1732,7 @@
     <w:rPr>
       <w:sz w:val="16"/>
       <w:szCs w:val="16"/>
+      <w:lang w:val="fr-FR" w:eastAsia="fr-FR" w:bidi="fr-FR"/>
     </w:rPr>
   </w:style>
   <w:style w:type="paragraph" w:styleId="List">
@@ -1623,6 +1745,9 @@
       <w:ind w:left="360" w:hanging="360"/>
       <w:contextualSpacing/>
     </w:pPr>
+    <w:rPr>
+      <w:lang w:val="fr-FR" w:eastAsia="fr-FR" w:bidi="fr-FR"/>
+    </w:rPr>
   </w:style>
   <w:style w:type="paragraph" w:styleId="List2">
     <w:name w:val="List 2"/>
@@ -1634,6 +1759,9 @@
       <w:ind w:left="720" w:hanging="360"/>
       <w:contextualSpacing/>
     </w:pPr>
+    <w:rPr>
+      <w:lang w:val="fr-FR" w:eastAsia="fr-FR" w:bidi="fr-FR"/>
+    </w:rPr>
   </w:style>
   <w:style w:type="paragraph" w:styleId="List3">
     <w:name w:val="List 3"/>
@@ -1645,6 +1773,9 @@
       <w:ind w:left="1080" w:hanging="360"/>
       <w:contextualSpacing/>
     </w:pPr>
+    <w:rPr>
+      <w:lang w:val="fr-FR" w:eastAsia="fr-FR" w:bidi="fr-FR"/>
+    </w:rPr>
   </w:style>
   <w:style w:type="paragraph" w:styleId="ListBullet">
     <w:name w:val="List Bullet"/>
@@ -1663,6 +1794,7 @@
     <w:rPr>
       <w:rFonts w:ascii="Arial" w:hAnsi="Arial"/>
       <w:sz w:val="21"/>
+      <w:lang w:val="fr-FR" w:eastAsia="fr-FR" w:bidi="fr-FR"/>
     </w:rPr>
   </w:style>
   <w:style w:type="paragraph" w:styleId="ListBullet2">
@@ -1677,6 +1809,9 @@
       </w:numPr>
       <w:contextualSpacing/>
     </w:pPr>
+    <w:rPr>
+      <w:lang w:val="fr-FR" w:eastAsia="fr-FR" w:bidi="fr-FR"/>
+    </w:rPr>
   </w:style>
   <w:style w:type="paragraph" w:styleId="ListBullet3">
     <w:name w:val="List Bullet 3"/>
@@ -1690,6 +1825,9 @@
       </w:numPr>
       <w:contextualSpacing/>
     </w:pPr>
+    <w:rPr>
+      <w:lang w:val="fr-FR" w:eastAsia="fr-FR" w:bidi="fr-FR"/>
+    </w:rPr>
   </w:style>
   <w:style w:type="paragraph" w:styleId="ListNumber">
     <w:name w:val="List Number"/>
@@ -1708,6 +1846,7 @@
     <w:rPr>
       <w:rFonts w:ascii="Arial" w:hAnsi="Arial"/>
       <w:sz w:val="21"/>
+      <w:lang w:val="fr-FR" w:eastAsia="fr-FR" w:bidi="fr-FR"/>
     </w:rPr>
   </w:style>
   <w:style w:type="paragraph" w:styleId="ListNumber2">
@@ -1722,6 +1861,9 @@
       </w:numPr>
       <w:contextualSpacing/>
     </w:pPr>
+    <w:rPr>
+      <w:lang w:val="fr-FR" w:eastAsia="fr-FR" w:bidi="fr-FR"/>
+    </w:rPr>
   </w:style>
   <w:style w:type="paragraph" w:styleId="ListNumber3">
     <w:name w:val="List Number 3"/>
@@ -1735,6 +1877,9 @@
       </w:numPr>
       <w:contextualSpacing/>
     </w:pPr>
+    <w:rPr>
+      <w:lang w:val="fr-FR" w:eastAsia="fr-FR" w:bidi="fr-FR"/>
+    </w:rPr>
   </w:style>
   <w:style w:type="paragraph" w:styleId="ListContinue">
     <w:name w:val="List Continue"/>
@@ -1747,6 +1892,9 @@
       <w:ind w:left="360"/>
       <w:contextualSpacing/>
     </w:pPr>
+    <w:rPr>
+      <w:lang w:val="fr-FR" w:eastAsia="fr-FR" w:bidi="fr-FR"/>
+    </w:rPr>
   </w:style>
   <w:style w:type="paragraph" w:styleId="ListContinue2">
     <w:name w:val="List Continue 2"/>
@@ -1759,6 +1907,9 @@
       <w:ind w:left="720"/>
       <w:contextualSpacing/>
     </w:pPr>
+    <w:rPr>
+      <w:lang w:val="fr-FR" w:eastAsia="fr-FR" w:bidi="fr-FR"/>
+    </w:rPr>
   </w:style>
   <w:style w:type="paragraph" w:styleId="ListContinue3">
     <w:name w:val="List Continue 3"/>
@@ -1771,6 +1922,9 @@
       <w:ind w:left="1080"/>
       <w:contextualSpacing/>
     </w:pPr>
+    <w:rPr>
+      <w:lang w:val="fr-FR" w:eastAsia="fr-FR" w:bidi="fr-FR"/>
+    </w:rPr>
   </w:style>
   <w:style w:type="paragraph" w:styleId="MacroText">
     <w:name w:val="macro"/>
@@ -1793,6 +1947,7 @@
       <w:rFonts w:ascii="Courier" w:hAnsi="Courier"/>
       <w:sz w:val="20"/>
       <w:szCs w:val="20"/>
+      <w:lang w:val="fr-FR" w:eastAsia="fr-FR" w:bidi="fr-FR"/>
     </w:rPr>
   </w:style>
   <w:style w:type="character" w:customStyle="1" w:styleId="MacroTextChar">
@@ -1805,6 +1960,7 @@
       <w:rFonts w:ascii="Courier" w:hAnsi="Courier"/>
       <w:sz w:val="20"/>
       <w:szCs w:val="20"/>
+      <w:lang w:val="fr-FR" w:eastAsia="fr-FR" w:bidi="fr-FR"/>
     </w:rPr>
   </w:style>
   <w:style w:type="paragraph" w:styleId="Quote">
@@ -1819,6 +1975,7 @@
       <w:i/>
       <w:iCs/>
       <w:color w:val="000000" w:themeColor="text1"/>
+      <w:lang w:val="fr-FR" w:eastAsia="fr-FR" w:bidi="fr-FR"/>
     </w:rPr>
   </w:style>
   <w:style w:type="character" w:customStyle="1" w:styleId="QuoteChar">
@@ -1831,6 +1988,7 @@
       <w:i/>
       <w:iCs/>
       <w:color w:val="000000" w:themeColor="text1"/>
+      <w:lang w:val="fr-FR" w:eastAsia="fr-FR" w:bidi="fr-FR"/>
     </w:rPr>
   </w:style>
   <w:style w:type="character" w:customStyle="1" w:styleId="Heading4Char">
@@ -1847,6 +2005,7 @@
       <w:i/>
       <w:iCs/>
       <w:color w:val="4F81BD" w:themeColor="accent1"/>
+      <w:lang w:val="fr-FR" w:eastAsia="fr-FR" w:bidi="fr-FR"/>
     </w:rPr>
   </w:style>
   <w:style w:type="character" w:customStyle="1" w:styleId="Heading5Char">
@@ -1859,6 +2018,7 @@
     <w:rPr>
       <w:rFonts w:asciiTheme="majorHAnsi" w:eastAsiaTheme="majorEastAsia" w:hAnsiTheme="majorHAnsi" w:cstheme="majorBidi"/>
       <w:color w:val="243F60" w:themeColor="accent1" w:themeShade="7F"/>
+      <w:lang w:val="fr-FR" w:eastAsia="fr-FR" w:bidi="fr-FR"/>
     </w:rPr>
   </w:style>
   <w:style w:type="character" w:customStyle="1" w:styleId="Heading6Char">
@@ -1873,6 +2033,7 @@
       <w:i/>
       <w:iCs/>
       <w:color w:val="243F60" w:themeColor="accent1" w:themeShade="7F"/>
+      <w:lang w:val="fr-FR" w:eastAsia="fr-FR" w:bidi="fr-FR"/>
     </w:rPr>
   </w:style>
   <w:style w:type="character" w:customStyle="1" w:styleId="Heading7Char">
@@ -1887,6 +2048,7 @@
       <w:i/>
       <w:iCs/>
       <w:color w:val="404040" w:themeColor="text1" w:themeTint="BF"/>
+      <w:lang w:val="fr-FR" w:eastAsia="fr-FR" w:bidi="fr-FR"/>
     </w:rPr>
   </w:style>
   <w:style w:type="character" w:customStyle="1" w:styleId="Heading8Char">
@@ -1901,6 +2063,7 @@
       <w:color w:val="4F81BD" w:themeColor="accent1"/>
       <w:sz w:val="20"/>
       <w:szCs w:val="20"/>
+      <w:lang w:val="fr-FR" w:eastAsia="fr-FR" w:bidi="fr-FR"/>
     </w:rPr>
   </w:style>
   <w:style w:type="character" w:customStyle="1" w:styleId="Heading9Char">
@@ -1917,6 +2080,7 @@
       <w:color w:val="404040" w:themeColor="text1" w:themeTint="BF"/>
       <w:sz w:val="20"/>
       <w:szCs w:val="20"/>
+      <w:lang w:val="fr-FR" w:eastAsia="fr-FR" w:bidi="fr-FR"/>
     </w:rPr>
   </w:style>
   <w:style w:type="paragraph" w:styleId="Caption">
@@ -1939,6 +2103,7 @@
       <w:color w:val="56605C"/>
       <w:sz w:val="17"/>
       <w:szCs w:val="18"/>
+      <w:lang w:val="fr-FR" w:eastAsia="fr-FR" w:bidi="fr-FR"/>
     </w:rPr>
   </w:style>
   <w:style w:type="character" w:styleId="Strong">
@@ -1950,6 +2115,7 @@
     <w:rPr>
       <w:b/>
       <w:bCs/>
+      <w:lang w:val="fr-FR" w:eastAsia="fr-FR" w:bidi="fr-FR"/>
     </w:rPr>
   </w:style>
   <w:style w:type="character" w:styleId="Emphasis">
@@ -1961,6 +2127,7 @@
     <w:rPr>
       <w:i/>
       <w:iCs/>
+      <w:lang w:val="fr-FR" w:eastAsia="fr-FR" w:bidi="fr-FR"/>
     </w:rPr>
   </w:style>
   <w:style w:type="paragraph" w:styleId="IntenseQuote">
@@ -1984,6 +2151,7 @@
       <w:i/>
       <w:iCs/>
       <w:color w:val="4F81BD" w:themeColor="accent1"/>
+      <w:lang w:val="fr-FR" w:eastAsia="fr-FR" w:bidi="fr-FR"/>
     </w:rPr>
   </w:style>
   <w:style w:type="character" w:customStyle="1" w:styleId="IntenseQuoteChar">
@@ -1998,6 +2166,7 @@
       <w:i/>
       <w:iCs/>
       <w:color w:val="4F81BD" w:themeColor="accent1"/>
+      <w:lang w:val="fr-FR" w:eastAsia="fr-FR" w:bidi="fr-FR"/>
     </w:rPr>
   </w:style>
   <w:style w:type="character" w:styleId="SubtleEmphasis">
@@ -2010,6 +2179,7 @@
       <w:i/>
       <w:iCs/>
       <w:color w:val="808080" w:themeColor="text1" w:themeTint="7F"/>
+      <w:lang w:val="fr-FR" w:eastAsia="fr-FR" w:bidi="fr-FR"/>
     </w:rPr>
   </w:style>
   <w:style w:type="character" w:styleId="IntenseEmphasis">
@@ -2024,6 +2194,7 @@
       <w:i/>
       <w:iCs/>
       <w:color w:val="4F81BD" w:themeColor="accent1"/>
+      <w:lang w:val="fr-FR" w:eastAsia="fr-FR" w:bidi="fr-FR"/>
     </w:rPr>
   </w:style>
   <w:style w:type="character" w:styleId="SubtleReference">
@@ -2036,6 +2207,7 @@
       <w:smallCaps/>
       <w:color w:val="C0504D" w:themeColor="accent2"/>
       <w:u w:val="single"/>
+      <w:lang w:val="fr-FR" w:eastAsia="fr-FR" w:bidi="fr-FR"/>
     </w:rPr>
   </w:style>
   <w:style w:type="character" w:styleId="IntenseReference">
@@ -2051,6 +2223,7 @@
       <w:color w:val="C0504D" w:themeColor="accent2"/>
       <w:spacing w:val="5"/>
       <w:u w:val="single"/>
+      <w:lang w:val="fr-FR" w:eastAsia="fr-FR" w:bidi="fr-FR"/>
     </w:rPr>
   </w:style>
   <w:style w:type="character" w:styleId="BookTitle">
@@ -2064,6 +2237,7 @@
       <w:bCs/>
       <w:smallCaps/>
       <w:spacing w:val="5"/>
+      <w:lang w:val="fr-FR" w:eastAsia="fr-FR" w:bidi="fr-FR"/>
     </w:rPr>
   </w:style>
   <w:style w:type="paragraph" w:styleId="TOCHeading">
@@ -2078,6 +2252,9 @@
     <w:pPr>
       <w:outlineLvl w:val="9"/>
     </w:pPr>
+    <w:rPr>
+      <w:lang w:val="fr-FR" w:eastAsia="fr-FR" w:bidi="fr-FR"/>
+    </w:rPr>
   </w:style>
   <w:style w:type="table" w:styleId="TableGrid">
     <w:name w:val="Table Grid"/>
@@ -2087,6 +2264,9 @@
     <w:pPr>
       <w:spacing w:after="0" w:line="240" w:lineRule="auto"/>
     </w:pPr>
+    <w:rPr>
+      <w:lang w:val="fr-FR" w:eastAsia="fr-FR" w:bidi="fr-FR"/>
+    </w:rPr>
     <w:tblPr>
       <w:tblInd w:w="0" w:type="dxa"/>
       <w:tblBorders>
@@ -2115,6 +2295,7 @@
     </w:pPr>
     <w:rPr>
       <w:color w:val="000000" w:themeColor="text1" w:themeShade="BF"/>
+      <w:lang w:val="fr-FR" w:eastAsia="fr-FR" w:bidi="fr-FR"/>
     </w:rPr>
     <w:tblPr>
       <w:tblStyleRowBandSize w:val="1"/>
@@ -2218,6 +2399,7 @@
     </w:pPr>
     <w:rPr>
       <w:color w:val="365F91" w:themeColor="accent1" w:themeShade="BF"/>
+      <w:lang w:val="fr-FR" w:eastAsia="fr-FR" w:bidi="fr-FR"/>
     </w:rPr>
     <w:tblPr>
       <w:tblStyleRowBandSize w:val="1"/>
@@ -2321,6 +2503,7 @@
     </w:pPr>
     <w:rPr>
       <w:color w:val="943634" w:themeColor="accent2" w:themeShade="BF"/>
+      <w:lang w:val="fr-FR" w:eastAsia="fr-FR" w:bidi="fr-FR"/>
     </w:rPr>
     <w:tblPr>
       <w:tblStyleRowBandSize w:val="1"/>
@@ -2424,6 +2607,7 @@
     </w:pPr>
     <w:rPr>
       <w:color w:val="76923C" w:themeColor="accent3" w:themeShade="BF"/>
+      <w:lang w:val="fr-FR" w:eastAsia="fr-FR" w:bidi="fr-FR"/>
     </w:rPr>
     <w:tblPr>
       <w:tblStyleRowBandSize w:val="1"/>
@@ -2527,6 +2711,7 @@
     </w:pPr>
     <w:rPr>
       <w:color w:val="5F497A" w:themeColor="accent4" w:themeShade="BF"/>
+      <w:lang w:val="fr-FR" w:eastAsia="fr-FR" w:bidi="fr-FR"/>
     </w:rPr>
     <w:tblPr>
       <w:tblStyleRowBandSize w:val="1"/>
@@ -2630,6 +2815,7 @@
     </w:pPr>
     <w:rPr>
       <w:color w:val="31849B" w:themeColor="accent5" w:themeShade="BF"/>
+      <w:lang w:val="fr-FR" w:eastAsia="fr-FR" w:bidi="fr-FR"/>
     </w:rPr>
     <w:tblPr>
       <w:tblStyleRowBandSize w:val="1"/>
@@ -2733,6 +2919,7 @@
     </w:pPr>
     <w:rPr>
       <w:color w:val="E36C0A" w:themeColor="accent6" w:themeShade="BF"/>
+      <w:lang w:val="fr-FR" w:eastAsia="fr-FR" w:bidi="fr-FR"/>
     </w:rPr>
     <w:tblPr>
       <w:tblStyleRowBandSize w:val="1"/>
@@ -2834,6 +3021,9 @@
     <w:pPr>
       <w:spacing w:after="0" w:line="240" w:lineRule="auto"/>
     </w:pPr>
+    <w:rPr>
+      <w:lang w:val="fr-FR" w:eastAsia="fr-FR" w:bidi="fr-FR"/>
+    </w:rPr>
     <w:tblPr>
       <w:tblStyleRowBandSize w:val="1"/>
       <w:tblStyleColBandSize w:val="1"/>
@@ -2926,6 +3116,9 @@
     <w:pPr>
       <w:spacing w:after="0" w:line="240" w:lineRule="auto"/>
     </w:pPr>
+    <w:rPr>
+      <w:lang w:val="fr-FR" w:eastAsia="fr-FR" w:bidi="fr-FR"/>
+    </w:rPr>
     <w:tblPr>
       <w:tblStyleRowBandSize w:val="1"/>
       <w:tblStyleColBandSize w:val="1"/>
@@ -3018,6 +3211,9 @@
     <w:pPr>
       <w:spacing w:after="0" w:line="240" w:lineRule="auto"/>
     </w:pPr>
+    <w:rPr>
+      <w:lang w:val="fr-FR" w:eastAsia="fr-FR" w:bidi="fr-FR"/>
+    </w:rPr>
     <w:tblPr>
       <w:tblStyleRowBandSize w:val="1"/>
       <w:tblStyleColBandSize w:val="1"/>
@@ -3110,6 +3306,9 @@
     <w:pPr>
       <w:spacing w:after="0" w:line="240" w:lineRule="auto"/>
     </w:pPr>
+    <w:rPr>
+      <w:lang w:val="fr-FR" w:eastAsia="fr-FR" w:bidi="fr-FR"/>
+    </w:rPr>
     <w:tblPr>
       <w:tblStyleRowBandSize w:val="1"/>
       <w:tblStyleColBandSize w:val="1"/>
@@ -3202,6 +3401,9 @@
     <w:pPr>
       <w:spacing w:after="0" w:line="240" w:lineRule="auto"/>
     </w:pPr>
+    <w:rPr>
+      <w:lang w:val="fr-FR" w:eastAsia="fr-FR" w:bidi="fr-FR"/>
+    </w:rPr>
     <w:tblPr>
       <w:tblStyleRowBandSize w:val="1"/>
       <w:tblStyleColBandSize w:val="1"/>
@@ -3294,6 +3496,9 @@
     <w:pPr>
       <w:spacing w:after="0" w:line="240" w:lineRule="auto"/>
     </w:pPr>
+    <w:rPr>
+      <w:lang w:val="fr-FR" w:eastAsia="fr-FR" w:bidi="fr-FR"/>
+    </w:rPr>
     <w:tblPr>
       <w:tblStyleRowBandSize w:val="1"/>
       <w:tblStyleColBandSize w:val="1"/>
@@ -3386,6 +3591,9 @@
     <w:pPr>
       <w:spacing w:after="0" w:line="240" w:lineRule="auto"/>
     </w:pPr>
+    <w:rPr>
+      <w:lang w:val="fr-FR" w:eastAsia="fr-FR" w:bidi="fr-FR"/>
+    </w:rPr>
     <w:tblPr>
       <w:tblStyleRowBandSize w:val="1"/>
       <w:tblStyleColBandSize w:val="1"/>
@@ -3478,6 +3686,9 @@
     <w:pPr>
       <w:spacing w:after="0" w:line="240" w:lineRule="auto"/>
     </w:pPr>
+    <w:rPr>
+      <w:lang w:val="fr-FR" w:eastAsia="fr-FR" w:bidi="fr-FR"/>
+    </w:rPr>
     <w:tblPr>
       <w:tblStyleRowBandSize w:val="1"/>
       <w:tblStyleColBandSize w:val="1"/>
@@ -3608,6 +3819,9 @@
     <w:pPr>
       <w:spacing w:after="0" w:line="240" w:lineRule="auto"/>
     </w:pPr>
+    <w:rPr>
+      <w:lang w:val="fr-FR" w:eastAsia="fr-FR" w:bidi="fr-FR"/>
+    </w:rPr>
     <w:tblPr>
       <w:tblStyleRowBandSize w:val="1"/>
       <w:tblStyleColBandSize w:val="1"/>
@@ -3738,6 +3952,9 @@
     <w:pPr>
       <w:spacing w:after="0" w:line="240" w:lineRule="auto"/>
     </w:pPr>
+    <w:rPr>
+      <w:lang w:val="fr-FR" w:eastAsia="fr-FR" w:bidi="fr-FR"/>
+    </w:rPr>
     <w:tblPr>
       <w:tblStyleRowBandSize w:val="1"/>
       <w:tblStyleColBandSize w:val="1"/>
@@ -3868,6 +4085,9 @@
     <w:pPr>
       <w:spacing w:after="0" w:line="240" w:lineRule="auto"/>
     </w:pPr>
+    <w:rPr>
+      <w:lang w:val="fr-FR" w:eastAsia="fr-FR" w:bidi="fr-FR"/>
+    </w:rPr>
     <w:tblPr>
       <w:tblStyleRowBandSize w:val="1"/>
       <w:tblStyleColBandSize w:val="1"/>
@@ -3998,6 +4218,9 @@
     <w:pPr>
       <w:spacing w:after="0" w:line="240" w:lineRule="auto"/>
     </w:pPr>
+    <w:rPr>
+      <w:lang w:val="fr-FR" w:eastAsia="fr-FR" w:bidi="fr-FR"/>
+    </w:rPr>
     <w:tblPr>
       <w:tblStyleRowBandSize w:val="1"/>
       <w:tblStyleColBandSize w:val="1"/>
@@ -4128,6 +4351,9 @@
     <w:pPr>
       <w:spacing w:after="0" w:line="240" w:lineRule="auto"/>
     </w:pPr>
+    <w:rPr>
+      <w:lang w:val="fr-FR" w:eastAsia="fr-FR" w:bidi="fr-FR"/>
+    </w:rPr>
     <w:tblPr>
       <w:tblStyleRowBandSize w:val="1"/>
       <w:tblStyleColBandSize w:val="1"/>
@@ -4258,6 +4484,9 @@
     <w:pPr>
       <w:spacing w:after="0" w:line="240" w:lineRule="auto"/>
     </w:pPr>
+    <w:rPr>
+      <w:lang w:val="fr-FR" w:eastAsia="fr-FR" w:bidi="fr-FR"/>
+    </w:rPr>
     <w:tblPr>
       <w:tblStyleRowBandSize w:val="1"/>
       <w:tblStyleColBandSize w:val="1"/>
@@ -4388,6 +4617,9 @@
     <w:pPr>
       <w:spacing w:after="0" w:line="240" w:lineRule="auto"/>
     </w:pPr>
+    <w:rPr>
+      <w:lang w:val="fr-FR" w:eastAsia="fr-FR" w:bidi="fr-FR"/>
+    </w:rPr>
     <w:tblPr>
       <w:tblStyleRowBandSize w:val="1"/>
       <w:tblStyleColBandSize w:val="1"/>
@@ -4494,6 +4726,9 @@
     <w:pPr>
       <w:spacing w:after="0" w:line="240" w:lineRule="auto"/>
     </w:pPr>
+    <w:rPr>
+      <w:lang w:val="fr-FR" w:eastAsia="fr-FR" w:bidi="fr-FR"/>
+    </w:rPr>
     <w:tblPr>
       <w:tblStyleRowBandSize w:val="1"/>
       <w:tblStyleColBandSize w:val="1"/>
@@ -4600,6 +4835,9 @@
     <w:pPr>
       <w:spacing w:after="0" w:line="240" w:lineRule="auto"/>
     </w:pPr>
+    <w:rPr>
+      <w:lang w:val="fr-FR" w:eastAsia="fr-FR" w:bidi="fr-FR"/>
+    </w:rPr>
     <w:tblPr>
       <w:tblStyleRowBandSize w:val="1"/>
       <w:tblStyleColBandSize w:val="1"/>
@@ -4706,6 +4944,9 @@
     <w:pPr>
       <w:spacing w:after="0" w:line="240" w:lineRule="auto"/>
     </w:pPr>
+    <w:rPr>
+      <w:lang w:val="fr-FR" w:eastAsia="fr-FR" w:bidi="fr-FR"/>
+    </w:rPr>
     <w:tblPr>
       <w:tblStyleRowBandSize w:val="1"/>
       <w:tblStyleColBandSize w:val="1"/>
@@ -4812,6 +5053,9 @@
     <w:pPr>
       <w:spacing w:after="0" w:line="240" w:lineRule="auto"/>
     </w:pPr>
+    <w:rPr>
+      <w:lang w:val="fr-FR" w:eastAsia="fr-FR" w:bidi="fr-FR"/>
+    </w:rPr>
     <w:tblPr>
       <w:tblStyleRowBandSize w:val="1"/>
       <w:tblStyleColBandSize w:val="1"/>
@@ -4918,6 +5162,9 @@
     <w:pPr>
       <w:spacing w:after="0" w:line="240" w:lineRule="auto"/>
     </w:pPr>
+    <w:rPr>
+      <w:lang w:val="fr-FR" w:eastAsia="fr-FR" w:bidi="fr-FR"/>
+    </w:rPr>
     <w:tblPr>
       <w:tblStyleRowBandSize w:val="1"/>
       <w:tblStyleColBandSize w:val="1"/>
@@ -5024,6 +5271,9 @@
     <w:pPr>
       <w:spacing w:after="0" w:line="240" w:lineRule="auto"/>
     </w:pPr>
+    <w:rPr>
+      <w:lang w:val="fr-FR" w:eastAsia="fr-FR" w:bidi="fr-FR"/>
+    </w:rPr>
     <w:tblPr>
       <w:tblStyleRowBandSize w:val="1"/>
       <w:tblStyleColBandSize w:val="1"/>
@@ -5130,6 +5380,9 @@
     <w:pPr>
       <w:spacing w:after="0" w:line="240" w:lineRule="auto"/>
     </w:pPr>
+    <w:rPr>
+      <w:lang w:val="fr-FR" w:eastAsia="fr-FR" w:bidi="fr-FR"/>
+    </w:rPr>
     <w:tblPr>
       <w:tblStyleRowBandSize w:val="1"/>
       <w:tblStyleColBandSize w:val="1"/>
@@ -5279,6 +5532,9 @@
     <w:pPr>
       <w:spacing w:after="0" w:line="240" w:lineRule="auto"/>
     </w:pPr>
+    <w:rPr>
+      <w:lang w:val="fr-FR" w:eastAsia="fr-FR" w:bidi="fr-FR"/>
+    </w:rPr>
     <w:tblPr>
       <w:tblStyleRowBandSize w:val="1"/>
       <w:tblStyleColBandSize w:val="1"/>
@@ -5428,6 +5684,9 @@
     <w:pPr>
       <w:spacing w:after="0" w:line="240" w:lineRule="auto"/>
     </w:pPr>
+    <w:rPr>
+      <w:lang w:val="fr-FR" w:eastAsia="fr-FR" w:bidi="fr-FR"/>
+    </w:rPr>
     <w:tblPr>
       <w:tblStyleRowBandSize w:val="1"/>
       <w:tblStyleColBandSize w:val="1"/>
@@ -5577,6 +5836,9 @@
     <w:pPr>
       <w:spacing w:after="0" w:line="240" w:lineRule="auto"/>
     </w:pPr>
+    <w:rPr>
+      <w:lang w:val="fr-FR" w:eastAsia="fr-FR" w:bidi="fr-FR"/>
+    </w:rPr>
     <w:tblPr>
       <w:tblStyleRowBandSize w:val="1"/>
       <w:tblStyleColBandSize w:val="1"/>
@@ -5726,6 +5988,9 @@
     <w:pPr>
       <w:spacing w:after="0" w:line="240" w:lineRule="auto"/>
     </w:pPr>
+    <w:rPr>
+      <w:lang w:val="fr-FR" w:eastAsia="fr-FR" w:bidi="fr-FR"/>
+    </w:rPr>
     <w:tblPr>
       <w:tblStyleRowBandSize w:val="1"/>
       <w:tblStyleColBandSize w:val="1"/>
@@ -5875,6 +6140,9 @@
     <w:pPr>
       <w:spacing w:after="0" w:line="240" w:lineRule="auto"/>
     </w:pPr>
+    <w:rPr>
+      <w:lang w:val="fr-FR" w:eastAsia="fr-FR" w:bidi="fr-FR"/>
+    </w:rPr>
     <w:tblPr>
       <w:tblStyleRowBandSize w:val="1"/>
       <w:tblStyleColBandSize w:val="1"/>
@@ -6024,6 +6292,9 @@
     <w:pPr>
       <w:spacing w:after="0" w:line="240" w:lineRule="auto"/>
     </w:pPr>
+    <w:rPr>
+      <w:lang w:val="fr-FR" w:eastAsia="fr-FR" w:bidi="fr-FR"/>
+    </w:rPr>
     <w:tblPr>
       <w:tblStyleRowBandSize w:val="1"/>
       <w:tblStyleColBandSize w:val="1"/>
@@ -6175,6 +6446,7 @@
     </w:pPr>
     <w:rPr>
       <w:color w:val="000000" w:themeColor="text1"/>
+      <w:lang w:val="fr-FR" w:eastAsia="fr-FR" w:bidi="fr-FR"/>
     </w:rPr>
     <w:tblPr>
       <w:tblStyleRowBandSize w:val="1"/>
@@ -6259,6 +6531,7 @@
     </w:pPr>
     <w:rPr>
       <w:color w:val="000000" w:themeColor="text1"/>
+      <w:lang w:val="fr-FR" w:eastAsia="fr-FR" w:bidi="fr-FR"/>
     </w:rPr>
     <w:tblPr>
       <w:tblStyleRowBandSize w:val="1"/>
@@ -6343,6 +6616,7 @@
     </w:pPr>
     <w:rPr>
       <w:color w:val="000000" w:themeColor="text1"/>
+      <w:lang w:val="fr-FR" w:eastAsia="fr-FR" w:bidi="fr-FR"/>
     </w:rPr>
     <w:tblPr>
       <w:tblStyleRowBandSize w:val="1"/>
@@ -6427,6 +6701,7 @@
     </w:pPr>
     <w:rPr>
       <w:color w:val="000000" w:themeColor="text1"/>
+      <w:lang w:val="fr-FR" w:eastAsia="fr-FR" w:bidi="fr-FR"/>
     </w:rPr>
     <w:tblPr>
       <w:tblStyleRowBandSize w:val="1"/>
@@ -6511,6 +6786,7 @@
     </w:pPr>
     <w:rPr>
       <w:color w:val="000000" w:themeColor="text1"/>
+      <w:lang w:val="fr-FR" w:eastAsia="fr-FR" w:bidi="fr-FR"/>
     </w:rPr>
     <w:tblPr>
       <w:tblStyleRowBandSize w:val="1"/>
@@ -6595,6 +6871,7 @@
     </w:pPr>
     <w:rPr>
       <w:color w:val="000000" w:themeColor="text1"/>
+      <w:lang w:val="fr-FR" w:eastAsia="fr-FR" w:bidi="fr-FR"/>
     </w:rPr>
     <w:tblPr>
       <w:tblStyleRowBandSize w:val="1"/>
@@ -6679,6 +6956,7 @@
     </w:pPr>
     <w:rPr>
       <w:color w:val="000000" w:themeColor="text1"/>
+      <w:lang w:val="fr-FR" w:eastAsia="fr-FR" w:bidi="fr-FR"/>
     </w:rPr>
     <w:tblPr>
       <w:tblStyleRowBandSize w:val="1"/>
@@ -6764,6 +7042,7 @@
     <w:rPr>
       <w:rFonts w:asciiTheme="majorHAnsi" w:eastAsiaTheme="majorEastAsia" w:hAnsiTheme="majorHAnsi" w:cstheme="majorBidi"/>
       <w:color w:val="000000" w:themeColor="text1"/>
+      <w:lang w:val="fr-FR" w:eastAsia="fr-FR" w:bidi="fr-FR"/>
     </w:rPr>
     <w:tblPr>
       <w:tblStyleRowBandSize w:val="1"/>
@@ -6892,6 +7171,7 @@
     <w:rPr>
       <w:rFonts w:asciiTheme="majorHAnsi" w:eastAsiaTheme="majorEastAsia" w:hAnsiTheme="majorHAnsi" w:cstheme="majorBidi"/>
       <w:color w:val="000000" w:themeColor="text1"/>
+      <w:lang w:val="fr-FR" w:eastAsia="fr-FR" w:bidi="fr-FR"/>
     </w:rPr>
     <w:tblPr>
       <w:tblStyleRowBandSize w:val="1"/>
@@ -7020,6 +7300,7 @@
     <w:rPr>
       <w:rFonts w:asciiTheme="majorHAnsi" w:eastAsiaTheme="majorEastAsia" w:hAnsiTheme="majorHAnsi" w:cstheme="majorBidi"/>
       <w:color w:val="000000" w:themeColor="text1"/>
+      <w:lang w:val="fr-FR" w:eastAsia="fr-FR" w:bidi="fr-FR"/>
     </w:rPr>
     <w:tblPr>
       <w:tblStyleRowBandSize w:val="1"/>
@@ -7148,6 +7429,7 @@
     <w:rPr>
       <w:rFonts w:asciiTheme="majorHAnsi" w:eastAsiaTheme="majorEastAsia" w:hAnsiTheme="majorHAnsi" w:cstheme="majorBidi"/>
       <w:color w:val="000000" w:themeColor="text1"/>
+      <w:lang w:val="fr-FR" w:eastAsia="fr-FR" w:bidi="fr-FR"/>
     </w:rPr>
     <w:tblPr>
       <w:tblStyleRowBandSize w:val="1"/>
@@ -7276,6 +7558,7 @@
     <w:rPr>
       <w:rFonts w:asciiTheme="majorHAnsi" w:eastAsiaTheme="majorEastAsia" w:hAnsiTheme="majorHAnsi" w:cstheme="majorBidi"/>
       <w:color w:val="000000" w:themeColor="text1"/>
+      <w:lang w:val="fr-FR" w:eastAsia="fr-FR" w:bidi="fr-FR"/>
     </w:rPr>
     <w:tblPr>
       <w:tblStyleRowBandSize w:val="1"/>
@@ -7404,6 +7687,7 @@
     <w:rPr>
       <w:rFonts w:asciiTheme="majorHAnsi" w:eastAsiaTheme="majorEastAsia" w:hAnsiTheme="majorHAnsi" w:cstheme="majorBidi"/>
       <w:color w:val="000000" w:themeColor="text1"/>
+      <w:lang w:val="fr-FR" w:eastAsia="fr-FR" w:bidi="fr-FR"/>
     </w:rPr>
     <w:tblPr>
       <w:tblStyleRowBandSize w:val="1"/>
@@ -7532,6 +7816,7 @@
     <w:rPr>
       <w:rFonts w:asciiTheme="majorHAnsi" w:eastAsiaTheme="majorEastAsia" w:hAnsiTheme="majorHAnsi" w:cstheme="majorBidi"/>
       <w:color w:val="000000" w:themeColor="text1"/>
+      <w:lang w:val="fr-FR" w:eastAsia="fr-FR" w:bidi="fr-FR"/>
     </w:rPr>
     <w:tblPr>
       <w:tblStyleRowBandSize w:val="1"/>
@@ -7657,6 +7942,9 @@
     <w:pPr>
       <w:spacing w:after="0" w:line="240" w:lineRule="auto"/>
     </w:pPr>
+    <w:rPr>
+      <w:lang w:val="fr-FR" w:eastAsia="fr-FR" w:bidi="fr-FR"/>
+    </w:rPr>
     <w:tblPr>
       <w:tblStyleRowBandSize w:val="1"/>
       <w:tblStyleColBandSize w:val="1"/>
@@ -7730,6 +8018,9 @@
     <w:pPr>
       <w:spacing w:after="0" w:line="240" w:lineRule="auto"/>
     </w:pPr>
+    <w:rPr>
+      <w:lang w:val="fr-FR" w:eastAsia="fr-FR" w:bidi="fr-FR"/>
+    </w:rPr>
     <w:tblPr>
       <w:tblStyleRowBandSize w:val="1"/>
       <w:tblStyleColBandSize w:val="1"/>
@@ -7803,6 +8094,9 @@
     <w:pPr>
       <w:spacing w:after="0" w:line="240" w:lineRule="auto"/>
     </w:pPr>
+    <w:rPr>
+      <w:lang w:val="fr-FR" w:eastAsia="fr-FR" w:bidi="fr-FR"/>
+    </w:rPr>
     <w:tblPr>
       <w:tblStyleRowBandSize w:val="1"/>
       <w:tblStyleColBandSize w:val="1"/>
@@ -7876,6 +8170,9 @@
     <w:pPr>
       <w:spacing w:after="0" w:line="240" w:lineRule="auto"/>
     </w:pPr>
+    <w:rPr>
+      <w:lang w:val="fr-FR" w:eastAsia="fr-FR" w:bidi="fr-FR"/>
+    </w:rPr>
     <w:tblPr>
       <w:tblStyleRowBandSize w:val="1"/>
       <w:tblStyleColBandSize w:val="1"/>
@@ -7949,6 +8246,9 @@
     <w:pPr>
       <w:spacing w:after="0" w:line="240" w:lineRule="auto"/>
     </w:pPr>
+    <w:rPr>
+      <w:lang w:val="fr-FR" w:eastAsia="fr-FR" w:bidi="fr-FR"/>
+    </w:rPr>
     <w:tblPr>
       <w:tblStyleRowBandSize w:val="1"/>
       <w:tblStyleColBandSize w:val="1"/>
@@ -8022,6 +8322,9 @@
     <w:pPr>
       <w:spacing w:after="0" w:line="240" w:lineRule="auto"/>
     </w:pPr>
+    <w:rPr>
+      <w:lang w:val="fr-FR" w:eastAsia="fr-FR" w:bidi="fr-FR"/>
+    </w:rPr>
     <w:tblPr>
       <w:tblStyleRowBandSize w:val="1"/>
       <w:tblStyleColBandSize w:val="1"/>
@@ -8095,6 +8398,9 @@
     <w:pPr>
       <w:spacing w:after="0" w:line="240" w:lineRule="auto"/>
     </w:pPr>
+    <w:rPr>
+      <w:lang w:val="fr-FR" w:eastAsia="fr-FR" w:bidi="fr-FR"/>
+    </w:rPr>
     <w:tblPr>
       <w:tblStyleRowBandSize w:val="1"/>
       <w:tblStyleColBandSize w:val="1"/>
@@ -8171,6 +8477,7 @@
     <w:rPr>
       <w:rFonts w:asciiTheme="majorHAnsi" w:eastAsiaTheme="majorEastAsia" w:hAnsiTheme="majorHAnsi" w:cstheme="majorBidi"/>
       <w:color w:val="000000" w:themeColor="text1"/>
+      <w:lang w:val="fr-FR" w:eastAsia="fr-FR" w:bidi="fr-FR"/>
     </w:rPr>
     <w:tblPr>
       <w:tblStyleRowBandSize w:val="1"/>
@@ -8296,6 +8603,7 @@
     <w:rPr>
       <w:rFonts w:asciiTheme="majorHAnsi" w:eastAsiaTheme="majorEastAsia" w:hAnsiTheme="majorHAnsi" w:cstheme="majorBidi"/>
       <w:color w:val="000000" w:themeColor="text1"/>
+      <w:lang w:val="fr-FR" w:eastAsia="fr-FR" w:bidi="fr-FR"/>
     </w:rPr>
     <w:tblPr>
       <w:tblStyleRowBandSize w:val="1"/>
@@ -8421,6 +8729,7 @@
     <w:rPr>
       <w:rFonts w:asciiTheme="majorHAnsi" w:eastAsiaTheme="majorEastAsia" w:hAnsiTheme="majorHAnsi" w:cstheme="majorBidi"/>
       <w:color w:val="000000" w:themeColor="text1"/>
+      <w:lang w:val="fr-FR" w:eastAsia="fr-FR" w:bidi="fr-FR"/>
     </w:rPr>
     <w:tblPr>
       <w:tblStyleRowBandSize w:val="1"/>
@@ -8546,6 +8855,7 @@
     <w:rPr>
       <w:rFonts w:asciiTheme="majorHAnsi" w:eastAsiaTheme="majorEastAsia" w:hAnsiTheme="majorHAnsi" w:cstheme="majorBidi"/>
       <w:color w:val="000000" w:themeColor="text1"/>
+      <w:lang w:val="fr-FR" w:eastAsia="fr-FR" w:bidi="fr-FR"/>
     </w:rPr>
     <w:tblPr>
       <w:tblStyleRowBandSize w:val="1"/>
@@ -8671,6 +8981,7 @@
     <w:rPr>
       <w:rFonts w:asciiTheme="majorHAnsi" w:eastAsiaTheme="majorEastAsia" w:hAnsiTheme="majorHAnsi" w:cstheme="majorBidi"/>
       <w:color w:val="000000" w:themeColor="text1"/>
+      <w:lang w:val="fr-FR" w:eastAsia="fr-FR" w:bidi="fr-FR"/>
     </w:rPr>
     <w:tblPr>
       <w:tblStyleRowBandSize w:val="1"/>
@@ -8796,6 +9107,7 @@
     <w:rPr>
       <w:rFonts w:asciiTheme="majorHAnsi" w:eastAsiaTheme="majorEastAsia" w:hAnsiTheme="majorHAnsi" w:cstheme="majorBidi"/>
       <w:color w:val="000000" w:themeColor="text1"/>
+      <w:lang w:val="fr-FR" w:eastAsia="fr-FR" w:bidi="fr-FR"/>
     </w:rPr>
     <w:tblPr>
       <w:tblStyleRowBandSize w:val="1"/>
@@ -8921,6 +9233,7 @@
     <w:rPr>
       <w:rFonts w:asciiTheme="majorHAnsi" w:eastAsiaTheme="majorEastAsia" w:hAnsiTheme="majorHAnsi" w:cstheme="majorBidi"/>
       <w:color w:val="000000" w:themeColor="text1"/>
+      <w:lang w:val="fr-FR" w:eastAsia="fr-FR" w:bidi="fr-FR"/>
     </w:rPr>
     <w:tblPr>
       <w:tblStyleRowBandSize w:val="1"/>
@@ -9043,6 +9356,9 @@
     <w:pPr>
       <w:spacing w:after="0" w:line="240" w:lineRule="auto"/>
     </w:pPr>
+    <w:rPr>
+      <w:lang w:val="fr-FR" w:eastAsia="fr-FR" w:bidi="fr-FR"/>
+    </w:rPr>
     <w:tblPr>
       <w:tblStyleRowBandSize w:val="1"/>
       <w:tblStyleColBandSize w:val="1"/>
@@ -9184,6 +9500,9 @@
     <w:pPr>
       <w:spacing w:after="0" w:line="240" w:lineRule="auto"/>
     </w:pPr>
+    <w:rPr>
+      <w:lang w:val="fr-FR" w:eastAsia="fr-FR" w:bidi="fr-FR"/>
+    </w:rPr>
     <w:tblPr>
       <w:tblStyleRowBandSize w:val="1"/>
       <w:tblStyleColBandSize w:val="1"/>
@@ -9325,6 +9644,9 @@
     <w:pPr>
       <w:spacing w:after="0" w:line="240" w:lineRule="auto"/>
     </w:pPr>
+    <w:rPr>
+      <w:lang w:val="fr-FR" w:eastAsia="fr-FR" w:bidi="fr-FR"/>
+    </w:rPr>
     <w:tblPr>
       <w:tblStyleRowBandSize w:val="1"/>
       <w:tblStyleColBandSize w:val="1"/>
@@ -9466,6 +9788,9 @@
     <w:pPr>
       <w:spacing w:after="0" w:line="240" w:lineRule="auto"/>
     </w:pPr>
+    <w:rPr>
+      <w:lang w:val="fr-FR" w:eastAsia="fr-FR" w:bidi="fr-FR"/>
+    </w:rPr>
     <w:tblPr>
       <w:tblStyleRowBandSize w:val="1"/>
       <w:tblStyleColBandSize w:val="1"/>
@@ -9607,6 +9932,9 @@
     <w:pPr>
       <w:spacing w:after="0" w:line="240" w:lineRule="auto"/>
     </w:pPr>
+    <w:rPr>
+      <w:lang w:val="fr-FR" w:eastAsia="fr-FR" w:bidi="fr-FR"/>
+    </w:rPr>
     <w:tblPr>
       <w:tblStyleRowBandSize w:val="1"/>
       <w:tblStyleColBandSize w:val="1"/>
@@ -9748,6 +10076,9 @@
     <w:pPr>
       <w:spacing w:after="0" w:line="240" w:lineRule="auto"/>
     </w:pPr>
+    <w:rPr>
+      <w:lang w:val="fr-FR" w:eastAsia="fr-FR" w:bidi="fr-FR"/>
+    </w:rPr>
     <w:tblPr>
       <w:tblStyleRowBandSize w:val="1"/>
       <w:tblStyleColBandSize w:val="1"/>
@@ -9889,6 +10220,9 @@
     <w:pPr>
       <w:spacing w:after="0" w:line="240" w:lineRule="auto"/>
     </w:pPr>
+    <w:rPr>
+      <w:lang w:val="fr-FR" w:eastAsia="fr-FR" w:bidi="fr-FR"/>
+    </w:rPr>
     <w:tblPr>
       <w:tblStyleRowBandSize w:val="1"/>
       <w:tblStyleColBandSize w:val="1"/>
@@ -10032,6 +10366,7 @@
     </w:pPr>
     <w:rPr>
       <w:color w:val="FFFFFF" w:themeColor="background1"/>
+      <w:lang w:val="fr-FR" w:eastAsia="fr-FR" w:bidi="fr-FR"/>
     </w:rPr>
     <w:tblPr>
       <w:tblStyleRowBandSize w:val="1"/>
@@ -10146,6 +10481,7 @@
     </w:pPr>
     <w:rPr>
       <w:color w:val="FFFFFF" w:themeColor="background1"/>
+      <w:lang w:val="fr-FR" w:eastAsia="fr-FR" w:bidi="fr-FR"/>
     </w:rPr>
     <w:tblPr>
       <w:tblStyleRowBandSize w:val="1"/>
@@ -10260,6 +10596,7 @@
     </w:pPr>
     <w:rPr>
       <w:color w:val="FFFFFF" w:themeColor="background1"/>
+      <w:lang w:val="fr-FR" w:eastAsia="fr-FR" w:bidi="fr-FR"/>
     </w:rPr>
     <w:tblPr>
       <w:tblStyleRowBandSize w:val="1"/>
@@ -10374,6 +10711,7 @@
     </w:pPr>
     <w:rPr>
       <w:color w:val="FFFFFF" w:themeColor="background1"/>
+      <w:lang w:val="fr-FR" w:eastAsia="fr-FR" w:bidi="fr-FR"/>
     </w:rPr>
     <w:tblPr>
       <w:tblStyleRowBandSize w:val="1"/>
@@ -10488,6 +10826,7 @@
     </w:pPr>
     <w:rPr>
       <w:color w:val="FFFFFF" w:themeColor="background1"/>
+      <w:lang w:val="fr-FR" w:eastAsia="fr-FR" w:bidi="fr-FR"/>
     </w:rPr>
     <w:tblPr>
       <w:tblStyleRowBandSize w:val="1"/>
@@ -10602,6 +10941,7 @@
     </w:pPr>
     <w:rPr>
       <w:color w:val="FFFFFF" w:themeColor="background1"/>
+      <w:lang w:val="fr-FR" w:eastAsia="fr-FR" w:bidi="fr-FR"/>
     </w:rPr>
     <w:tblPr>
       <w:tblStyleRowBandSize w:val="1"/>
@@ -10716,6 +11056,7 @@
     </w:pPr>
     <w:rPr>
       <w:color w:val="FFFFFF" w:themeColor="background1"/>
+      <w:lang w:val="fr-FR" w:eastAsia="fr-FR" w:bidi="fr-FR"/>
     </w:rPr>
     <w:tblPr>
       <w:tblStyleRowBandSize w:val="1"/>
@@ -10830,6 +11171,7 @@
     </w:pPr>
     <w:rPr>
       <w:color w:val="000000" w:themeColor="text1"/>
+      <w:lang w:val="fr-FR" w:eastAsia="fr-FR" w:bidi="fr-FR"/>
     </w:rPr>
     <w:tblPr>
       <w:tblStyleRowBandSize w:val="1"/>
@@ -10952,6 +11294,7 @@
     </w:pPr>
     <w:rPr>
       <w:color w:val="000000" w:themeColor="text1"/>
+      <w:lang w:val="fr-FR" w:eastAsia="fr-FR" w:bidi="fr-FR"/>
     </w:rPr>
     <w:tblPr>
       <w:tblStyleRowBandSize w:val="1"/>
@@ -11074,6 +11417,7 @@
     </w:pPr>
     <w:rPr>
       <w:color w:val="000000" w:themeColor="text1"/>
+      <w:lang w:val="fr-FR" w:eastAsia="fr-FR" w:bidi="fr-FR"/>
     </w:rPr>
     <w:tblPr>
       <w:tblStyleRowBandSize w:val="1"/>
@@ -11196,6 +11540,7 @@
     </w:pPr>
     <w:rPr>
       <w:color w:val="000000" w:themeColor="text1"/>
+      <w:lang w:val="fr-FR" w:eastAsia="fr-FR" w:bidi="fr-FR"/>
     </w:rPr>
     <w:tblPr>
       <w:tblStyleRowBandSize w:val="1"/>
@@ -11308,6 +11653,7 @@
     </w:pPr>
     <w:rPr>
       <w:color w:val="000000" w:themeColor="text1"/>
+      <w:lang w:val="fr-FR" w:eastAsia="fr-FR" w:bidi="fr-FR"/>
     </w:rPr>
     <w:tblPr>
       <w:tblStyleRowBandSize w:val="1"/>
@@ -11430,6 +11776,7 @@
     </w:pPr>
     <w:rPr>
       <w:color w:val="000000" w:themeColor="text1"/>
+      <w:lang w:val="fr-FR" w:eastAsia="fr-FR" w:bidi="fr-FR"/>
     </w:rPr>
     <w:tblPr>
       <w:tblStyleRowBandSize w:val="1"/>
@@ -11552,6 +11899,7 @@
     </w:pPr>
     <w:rPr>
       <w:color w:val="000000" w:themeColor="text1"/>
+      <w:lang w:val="fr-FR" w:eastAsia="fr-FR" w:bidi="fr-FR"/>
     </w:rPr>
     <w:tblPr>
       <w:tblStyleRowBandSize w:val="1"/>
@@ -11674,6 +12022,7 @@
     </w:pPr>
     <w:rPr>
       <w:color w:val="000000" w:themeColor="text1"/>
+      <w:lang w:val="fr-FR" w:eastAsia="fr-FR" w:bidi="fr-FR"/>
     </w:rPr>
     <w:tblPr>
       <w:tblStyleRowBandSize w:val="1"/>
@@ -11760,6 +12109,7 @@
     </w:pPr>
     <w:rPr>
       <w:color w:val="000000" w:themeColor="text1"/>
+      <w:lang w:val="fr-FR" w:eastAsia="fr-FR" w:bidi="fr-FR"/>
     </w:rPr>
     <w:tblPr>
       <w:tblStyleRowBandSize w:val="1"/>
@@ -11846,6 +12196,7 @@
     </w:pPr>
     <w:rPr>
       <w:color w:val="000000" w:themeColor="text1"/>
+      <w:lang w:val="fr-FR" w:eastAsia="fr-FR" w:bidi="fr-FR"/>
     </w:rPr>
     <w:tblPr>
       <w:tblStyleRowBandSize w:val="1"/>
@@ -11932,6 +12283,7 @@
     </w:pPr>
     <w:rPr>
       <w:color w:val="000000" w:themeColor="text1"/>
+      <w:lang w:val="fr-FR" w:eastAsia="fr-FR" w:bidi="fr-FR"/>
     </w:rPr>
     <w:tblPr>
       <w:tblStyleRowBandSize w:val="1"/>
@@ -12018,6 +12370,7 @@
     </w:pPr>
     <w:rPr>
       <w:color w:val="000000" w:themeColor="text1"/>
+      <w:lang w:val="fr-FR" w:eastAsia="fr-FR" w:bidi="fr-FR"/>
     </w:rPr>
     <w:tblPr>
       <w:tblStyleRowBandSize w:val="1"/>
@@ -12104,6 +12457,7 @@
     </w:pPr>
     <w:rPr>
       <w:color w:val="000000" w:themeColor="text1"/>
+      <w:lang w:val="fr-FR" w:eastAsia="fr-FR" w:bidi="fr-FR"/>
     </w:rPr>
     <w:tblPr>
       <w:tblStyleRowBandSize w:val="1"/>
@@ -12190,6 +12544,7 @@
     </w:pPr>
     <w:rPr>
       <w:color w:val="000000" w:themeColor="text1"/>
+      <w:lang w:val="fr-FR" w:eastAsia="fr-FR" w:bidi="fr-FR"/>
     </w:rPr>
     <w:tblPr>
       <w:tblStyleRowBandSize w:val="1"/>
@@ -12276,6 +12631,7 @@
     </w:pPr>
     <w:rPr>
       <w:color w:val="000000" w:themeColor="text1"/>
+      <w:lang w:val="fr-FR" w:eastAsia="fr-FR" w:bidi="fr-FR"/>
     </w:rPr>
     <w:tblPr>
       <w:tblStyleRowBandSize w:val="1"/>
@@ -12356,6 +12712,7 @@
     </w:pPr>
     <w:rPr>
       <w:color w:val="000000" w:themeColor="text1"/>
+      <w:lang w:val="fr-FR" w:eastAsia="fr-FR" w:bidi="fr-FR"/>
     </w:rPr>
     <w:tblPr>
       <w:tblStyleRowBandSize w:val="1"/>
@@ -12436,6 +12793,7 @@
     </w:pPr>
     <w:rPr>
       <w:color w:val="000000" w:themeColor="text1"/>
+      <w:lang w:val="fr-FR" w:eastAsia="fr-FR" w:bidi="fr-FR"/>
     </w:rPr>
     <w:tblPr>
       <w:tblStyleRowBandSize w:val="1"/>
@@ -12516,6 +12874,7 @@
     </w:pPr>
     <w:rPr>
       <w:color w:val="000000" w:themeColor="text1"/>
+      <w:lang w:val="fr-FR" w:eastAsia="fr-FR" w:bidi="fr-FR"/>
     </w:rPr>
     <w:tblPr>
       <w:tblStyleRowBandSize w:val="1"/>
@@ -12596,6 +12955,7 @@
     </w:pPr>
     <w:rPr>
       <w:color w:val="000000" w:themeColor="text1"/>
+      <w:lang w:val="fr-FR" w:eastAsia="fr-FR" w:bidi="fr-FR"/>
     </w:rPr>
     <w:tblPr>
       <w:tblStyleRowBandSize w:val="1"/>
@@ -12676,6 +13036,7 @@
     </w:pPr>
     <w:rPr>
       <w:color w:val="000000" w:themeColor="text1"/>
+      <w:lang w:val="fr-FR" w:eastAsia="fr-FR" w:bidi="fr-FR"/>
     </w:rPr>
     <w:tblPr>
       <w:tblStyleRowBandSize w:val="1"/>
@@ -12756,6 +13117,7 @@
     </w:pPr>
     <w:rPr>
       <w:color w:val="000000" w:themeColor="text1"/>
+      <w:lang w:val="fr-FR" w:eastAsia="fr-FR" w:bidi="fr-FR"/>
     </w:rPr>
     <w:tblPr>
       <w:tblStyleRowBandSize w:val="1"/>
